--- a/docs/pre-implementation/Afronovation_Transmittal_Letter_ZIDA_CEO_Discovery_Questionnaire.docx
+++ b/docs/pre-implementation/Afronovation_Transmittal_Letter_ZIDA_CEO_Discovery_Questionnaire.docx
@@ -4,7 +4,7 @@
   <w:body>
     <w:p>
       <w:pPr>
-        <w:spacing w:after="240"/>
+        <w:spacing w:after="160"/>
       </w:pPr>
       <w:r>
         <w:rPr>
@@ -71,7 +71,7 @@
     </w:p>
     <w:p>
       <w:pPr>
-        <w:spacing w:after="240"/>
+        <w:spacing w:after="160"/>
       </w:pPr>
       <w:r>
         <w:rPr>
@@ -84,7 +84,7 @@
     </w:p>
     <w:p>
       <w:pPr>
-        <w:spacing w:after="140" w:line="264"/>
+        <w:spacing w:after="100" w:line="259"/>
       </w:pPr>
       <w:r>
         <w:rPr>
@@ -99,7 +99,7 @@
     </w:p>
     <w:p>
       <w:pPr>
-        <w:spacing w:after="140" w:line="264"/>
+        <w:spacing w:after="100" w:line="259"/>
       </w:pPr>
       <w:r>
         <w:rPr>
@@ -112,7 +112,7 @@
     </w:p>
     <w:p>
       <w:pPr>
-        <w:spacing w:after="140" w:line="264"/>
+        <w:spacing w:after="100" w:line="259"/>
       </w:pPr>
       <w:r>
         <w:rPr>
@@ -125,7 +125,7 @@
     </w:p>
     <w:p>
       <w:pPr>
-        <w:spacing w:after="140" w:line="264"/>
+        <w:spacing w:after="100" w:line="259"/>
       </w:pPr>
       <w:r>
         <w:rPr>
@@ -143,7 +143,7 @@
           <w:ilvl w:val="0"/>
           <w:numId w:val="2"/>
         </w:numPr>
-        <w:spacing w:after="60" w:line="264"/>
+        <w:spacing w:after="40" w:line="259"/>
       </w:pPr>
       <w:r>
         <w:rPr>
@@ -171,7 +171,7 @@
           <w:ilvl w:val="0"/>
           <w:numId w:val="2"/>
         </w:numPr>
-        <w:spacing w:after="60" w:line="264"/>
+        <w:spacing w:after="40" w:line="259"/>
       </w:pPr>
       <w:r>
         <w:rPr>
@@ -199,7 +199,7 @@
           <w:ilvl w:val="0"/>
           <w:numId w:val="2"/>
         </w:numPr>
-        <w:spacing w:after="60" w:line="264"/>
+        <w:spacing w:after="40" w:line="259"/>
       </w:pPr>
       <w:r>
         <w:rPr>
@@ -227,7 +227,7 @@
           <w:ilvl w:val="0"/>
           <w:numId w:val="2"/>
         </w:numPr>
-        <w:spacing w:after="60" w:line="264"/>
+        <w:spacing w:after="40" w:line="259"/>
       </w:pPr>
       <w:r>
         <w:rPr>
@@ -250,7 +250,7 @@
     </w:p>
     <w:p>
       <w:pPr>
-        <w:spacing w:after="140" w:before="80" w:line="264"/>
+        <w:spacing w:after="100" w:before="60" w:line="259"/>
       </w:pPr>
       <w:r>
         <w:rPr>
@@ -263,7 +263,7 @@
     </w:p>
     <w:p>
       <w:pPr>
-        <w:spacing w:after="140" w:line="264"/>
+        <w:spacing w:after="100" w:line="259"/>
       </w:pPr>
       <w:r>
         <w:rPr>
@@ -276,7 +276,7 @@
     </w:p>
     <w:p>
       <w:pPr>
-        <w:spacing w:after="140" w:line="264"/>
+        <w:spacing w:after="100" w:line="259"/>
       </w:pPr>
       <w:r>
         <w:rPr>
@@ -289,7 +289,7 @@
     </w:p>
     <w:p>
       <w:pPr>
-        <w:spacing w:after="700"/>
+        <w:spacing w:after="560"/>
       </w:pPr>
       <w:r>
         <w:rPr>
@@ -330,7 +330,7 @@
     </w:p>
     <w:p>
       <w:pPr>
-        <w:spacing w:after="200"/>
+        <w:spacing w:after="140"/>
       </w:pPr>
       <w:r>
         <w:rPr>
@@ -388,7 +388,7 @@
       <w:headerReference w:type="default" r:id="rId6"/>
       <w:footerReference w:type="default" r:id="rId7"/>
       <w:pgSz w:w="12240" w:h="15840" w:orient="portrait"/>
-      <w:pgMar w:top="1900" w:right="1440" w:bottom="1300" w:left="1440" w:header="600" w:footer="600" w:gutter="0"/>
+      <w:pgMar w:top="1600" w:right="1440" w:bottom="1100" w:left="1440" w:header="500" w:footer="450" w:gutter="0"/>
       <w:pgNumType/>
       <w:docGrid w:linePitch="360"/>
     </w:sectPr>

--- a/docs/pre-implementation/Afronovation_Transmittal_Letter_ZIDA_CEO_Discovery_Questionnaire.docx
+++ b/docs/pre-implementation/Afronovation_Transmittal_Letter_ZIDA_CEO_Discovery_Questionnaire.docx
@@ -12,7 +12,7 @@
           <w:sz w:val="21"/>
           <w:szCs w:val="21"/>
         </w:rPr>
-        <w:t xml:space="preserve">30 September 2026</w:t>
+        <w:t xml:space="preserve">8 October 2026</w:t>
       </w:r>
     </w:p>
     <w:p>
@@ -258,7 +258,7 @@
           <w:sz w:val="21"/>
           <w:szCs w:val="21"/>
         </w:rPr>
-        <w:t xml:space="preserve">Your responses will allow Afronovation to present costed acquisition options that fit Government’s procurement framework and build lasting local capability. We respectfully propose a 90-minute technical workshop with ZIDA’s ICT and security leads, at your convenience, to review the responses together.</w:t>
+        <w:t xml:space="preserve">Your responses will allow Afronovation to present costed acquisition options that fit Government’s procurement framework and build lasting local capability. We would be grateful to receive your responses by 15 October 2026, and respectfully propose a 90-minute technical workshop with ZIDA’s ICT and security leads, at your convenience, to review the responses together.</w:t>
       </w:r>
     </w:p>
     <w:p>

--- a/docs/pre-implementation/Afronovation_Transmittal_Letter_ZIDA_CEO_Discovery_Questionnaire.docx
+++ b/docs/pre-implementation/Afronovation_Transmittal_Letter_ZIDA_CEO_Discovery_Questionnaire.docx
@@ -133,7 +133,7 @@
           <w:sz w:val="21"/>
           <w:szCs w:val="21"/>
         </w:rPr>
-        <w:t xml:space="preserve">The team rightly asked what implementation will cost. A responsible answer depends on the environment in which the platform will be hosted, secured, operated and supported. The questionnaire is the first step of Afronovation’s National Digital Acceleration Program and is aligned throughout with Vision 2030, the National Development Strategy 2 (2026–2030), Smart Zimbabwe 2030, the digitalisation of government systems, and ZIDA’s mandate. It covers ten areas, including:</w:t>
+        <w:t xml:space="preserve">The team rightly asked what implementation will cost. A responsible answer depends on the environment in which the platform will be hosted, secured, operated and supported. The questionnaire is the first step of Afronovation’s National Digital Acceleration Program and is aligned throughout with Vision 2030, the National Development Strategy 2 (2026–2030), Smart Zimbabwe 2030, the digitalisation of government systems, and ZIDA’s mandate. It covers eleven areas, including:</w:t>
       </w:r>
     </w:p>
     <w:p>
